--- a/Output/model8_time_constrained__multi_estimates.docx
+++ b/Output/model8_time_constrained__multi_estimates.docx
@@ -10102,8 +10102,8 @@
 </file>
 
 <file path=customXml/item3.xml><?xml version="1.0" encoding="utf-8"?>
-<ct:contentTypeSchema xmlns:ct="http://schemas.microsoft.com/office/2006/metadata/contentType" xmlns:ma="http://schemas.microsoft.com/office/2006/metadata/properties/metaAttributes" ct:_="" ma:_="" ma:contentTypeName="Documento" ma:contentTypeID="0x010100B2A3E0705DA085419D287A2DA5101C7B" ma:contentTypeVersion="14" ma:contentTypeDescription="Crear nuevo documento." ma:contentTypeScope="" ma:versionID="9e9961d86ce1ec001acac22aea3f9c1b">
-  <xsd:schema xmlns:xsd="http://www.w3.org/2001/XMLSchema" xmlns:xs="http://www.w3.org/2001/XMLSchema" xmlns:p="http://schemas.microsoft.com/office/2006/metadata/properties" xmlns:ns2="f69ae86b-b091-4d61-b03f-36bd36a91ba7" xmlns:ns3="d650c2d9-a7d7-4194-ba53-53a0dd7160ef" targetNamespace="http://schemas.microsoft.com/office/2006/metadata/properties" ma:root="true" ma:fieldsID="77ba3685ab362a5f8fddca4888e1628a" ns2:_="" ns3:_="">
+<ct:contentTypeSchema xmlns:ct="http://schemas.microsoft.com/office/2006/metadata/contentType" xmlns:ma="http://schemas.microsoft.com/office/2006/metadata/properties/metaAttributes" ct:_="" ma:_="" ma:contentTypeName="Documento" ma:contentTypeID="0x010100B2A3E0705DA085419D287A2DA5101C7B" ma:contentTypeVersion="14" ma:contentTypeDescription="Crear nuevo documento." ma:contentTypeScope="" ma:versionID="b2430ed3a4ec7f257ca04f80e9e7b7d0">
+  <xsd:schema xmlns:xsd="http://www.w3.org/2001/XMLSchema" xmlns:xs="http://www.w3.org/2001/XMLSchema" xmlns:p="http://schemas.microsoft.com/office/2006/metadata/properties" xmlns:ns2="f69ae86b-b091-4d61-b03f-36bd36a91ba7" xmlns:ns3="d650c2d9-a7d7-4194-ba53-53a0dd7160ef" targetNamespace="http://schemas.microsoft.com/office/2006/metadata/properties" ma:root="true" ma:fieldsID="219b602c7c743fe11b4baf9954089a3e" ns2:_="" ns3:_="">
     <xsd:import namespace="f69ae86b-b091-4d61-b03f-36bd36a91ba7"/>
     <xsd:import namespace="d650c2d9-a7d7-4194-ba53-53a0dd7160ef"/>
     <xsd:element name="properties">
@@ -10334,20 +10334,5 @@
 </file>
 
 <file path=customXml/itemProps3.xml><?xml version="1.0" encoding="utf-8"?>
-<ds:datastoreItem xmlns:ds="http://schemas.openxmlformats.org/officeDocument/2006/customXml" ds:itemID="{49205460-06C6-4ED0-A8AD-614292438D18}">
-  <ds:schemaRefs>
-    <ds:schemaRef ds:uri="http://schemas.microsoft.com/office/2006/metadata/contentType"/>
-    <ds:schemaRef ds:uri="http://schemas.microsoft.com/office/2006/metadata/properties/metaAttributes"/>
-    <ds:schemaRef ds:uri="http://www.w3.org/2001/XMLSchema"/>
-    <ds:schemaRef ds:uri="http://schemas.microsoft.com/office/2006/metadata/properties"/>
-    <ds:schemaRef ds:uri="f69ae86b-b091-4d61-b03f-36bd36a91ba7"/>
-    <ds:schemaRef ds:uri="d650c2d9-a7d7-4194-ba53-53a0dd7160ef"/>
-    <ds:schemaRef ds:uri="http://schemas.microsoft.com/office/2006/documentManagement/types"/>
-    <ds:schemaRef ds:uri="http://schemas.microsoft.com/office/infopath/2007/PartnerControls"/>
-    <ds:schemaRef ds:uri="http://schemas.openxmlformats.org/package/2006/metadata/core-properties"/>
-    <ds:schemaRef ds:uri="http://purl.org/dc/elements/1.1/"/>
-    <ds:schemaRef ds:uri="http://purl.org/dc/terms/"/>
-    <ds:schemaRef ds:uri="http://schemas.microsoft.com/internal/obd"/>
-  </ds:schemaRefs>
-</ds:datastoreItem>
+<ds:datastoreItem xmlns:ds="http://schemas.openxmlformats.org/officeDocument/2006/customXml" ds:itemID="{2EC60C2E-8419-402C-92A8-DF32258F74AD}"/>
 </file>